--- a/downloads/handouts/Unit 06/Handout 06.08 - Station Card Cheesy Pasta Marinara.docx
+++ b/downloads/handouts/Unit 06/Handout 06.08 - Station Card Cheesy Pasta Marinara.docx
@@ -2376,10 +2376,8 @@
         <w:tblLook w:firstRow="1"/>
       </w:tblPr>
       <w:tblGrid>
-        <w:gridCol w:w="2340"/>
-        <w:gridCol w:w="2340"/>
-        <w:gridCol w:w="2340"/>
-        <w:gridCol w:w="2340"/>
+        <w:gridCol w:w="4680"/>
+        <w:gridCol w:w="4680"/>
       </w:tblGrid>
       <w:tr>
         <w:trPr>
@@ -2387,7 +2385,7 @@
         </w:trPr>
         <w:tc>
           <w:tcPr>
-            <w:tcW w:type="dxa" w:w="2340"/>
+            <w:tcW w:type="dxa" w:w="4680"/>
             <w:tcBorders>
               <w:bottom w:val="single"/>
             </w:tcBorders>
@@ -2405,7 +2403,7 @@
         </w:tc>
         <w:tc>
           <w:tcPr>
-            <w:tcW w:type="dxa" w:w="2340"/>
+            <w:tcW w:type="dxa" w:w="4680"/>
             <w:tcBorders>
               <w:bottom w:val="single"/>
             </w:tcBorders>
@@ -2417,42 +2415,6 @@
               <w:jc w:val="left"/>
             </w:pPr>
             <w:r>
-              <w:t xml:space="preserve">Turkish</w:t>
-            </w:r>
-          </w:p>
-        </w:tc>
-        <w:tc>
-          <w:tcPr>
-            <w:tcW w:type="dxa" w:w="2340"/>
-            <w:tcBorders>
-              <w:bottom w:val="single"/>
-            </w:tcBorders>
-            <w:vAlign w:val="bottom"/>
-          </w:tcPr>
-          <w:p>
-            <w:pPr>
-              <w:pStyle w:val="Compact"/>
-              <w:jc w:val="left"/>
-            </w:pPr>
-            <w:r>
-              <w:t xml:space="preserve">Portuguese</w:t>
-            </w:r>
-          </w:p>
-        </w:tc>
-        <w:tc>
-          <w:tcPr>
-            <w:tcW w:type="dxa" w:w="2340"/>
-            <w:tcBorders>
-              <w:bottom w:val="single"/>
-            </w:tcBorders>
-            <w:vAlign w:val="bottom"/>
-          </w:tcPr>
-          <w:p>
-            <w:pPr>
-              <w:pStyle w:val="Compact"/>
-              <w:jc w:val="left"/>
-            </w:pPr>
-            <w:r>
               <w:t xml:space="preserve">Spanish</w:t>
             </w:r>
           </w:p>
@@ -2461,7 +2423,7 @@
       <w:tr>
         <w:tc>
           <w:tcPr>
-            <w:tcW w:type="dxa" w:w="2340"/>
+            <w:tcW w:type="dxa" w:w="4680"/>
           </w:tcPr>
           <w:p>
             <w:pPr>
@@ -2475,19 +2437,51 @@
         </w:tc>
         <w:tc>
           <w:tcPr>
-            <w:tcW w:type="dxa" w:w="2340"/>
+            <w:tcW w:type="dxa" w:w="4680"/>
           </w:tcPr>
           <w:p/>
         </w:tc>
-        <w:tc>
-          <w:tcPr>
-            <w:tcW w:type="dxa" w:w="2340"/>
+      </w:tr>
+      <w:tr>
+        <w:tc>
+          <w:tcPr>
+            <w:tcW w:type="dxa" w:w="4680"/>
+          </w:tcPr>
+          <w:p>
+            <w:pPr>
+              <w:pStyle w:val="Compact"/>
+              <w:jc w:val="left"/>
+            </w:pPr>
+            <w:r>
+              <w:t xml:space="preserve">Hot</w:t>
+            </w:r>
+          </w:p>
+        </w:tc>
+        <w:tc>
+          <w:tcPr>
+            <w:tcW w:type="dxa" w:w="4680"/>
           </w:tcPr>
           <w:p/>
         </w:tc>
-        <w:tc>
-          <w:tcPr>
-            <w:tcW w:type="dxa" w:w="2340"/>
+      </w:tr>
+      <w:tr>
+        <w:tc>
+          <w:tcPr>
+            <w:tcW w:type="dxa" w:w="4680"/>
+          </w:tcPr>
+          <w:p>
+            <w:pPr>
+              <w:pStyle w:val="Compact"/>
+              <w:jc w:val="left"/>
+            </w:pPr>
+            <w:r>
+              <w:t xml:space="preserve">Boiling</w:t>
+            </w:r>
+          </w:p>
+        </w:tc>
+        <w:tc>
+          <w:tcPr>
+            <w:tcW w:type="dxa" w:w="4680"/>
           </w:tcPr>
           <w:p/>
         </w:tc>
@@ -2495,109 +2489,29 @@
       <w:tr>
         <w:tc>
           <w:tcPr>
-            <w:tcW w:type="dxa" w:w="2340"/>
-          </w:tcPr>
-          <w:p>
-            <w:pPr>
-              <w:pStyle w:val="Compact"/>
-              <w:jc w:val="left"/>
-            </w:pPr>
-            <w:r>
-              <w:t xml:space="preserve">Hot</w:t>
-            </w:r>
-          </w:p>
-        </w:tc>
-        <w:tc>
-          <w:tcPr>
-            <w:tcW w:type="dxa" w:w="2340"/>
+            <w:tcW w:type="dxa" w:w="4680"/>
+          </w:tcPr>
+          <w:p>
+            <w:pPr>
+              <w:pStyle w:val="Compact"/>
+              <w:jc w:val="left"/>
+            </w:pPr>
+            <w:r>
+              <w:t xml:space="preserve">Done</w:t>
+            </w:r>
+          </w:p>
+        </w:tc>
+        <w:tc>
+          <w:tcPr>
+            <w:tcW w:type="dxa" w:w="4680"/>
           </w:tcPr>
           <w:p/>
         </w:tc>
-        <w:tc>
-          <w:tcPr>
-            <w:tcW w:type="dxa" w:w="2340"/>
-          </w:tcPr>
-          <w:p/>
-        </w:tc>
-        <w:tc>
-          <w:tcPr>
-            <w:tcW w:type="dxa" w:w="2340"/>
-          </w:tcPr>
-          <w:p/>
-        </w:tc>
-      </w:tr>
-      <w:tr>
-        <w:tc>
-          <w:tcPr>
-            <w:tcW w:type="dxa" w:w="2340"/>
-          </w:tcPr>
-          <w:p>
-            <w:pPr>
-              <w:pStyle w:val="Compact"/>
-              <w:jc w:val="left"/>
-            </w:pPr>
-            <w:r>
-              <w:t xml:space="preserve">Boiling</w:t>
-            </w:r>
-          </w:p>
-        </w:tc>
-        <w:tc>
-          <w:tcPr>
-            <w:tcW w:type="dxa" w:w="2340"/>
-          </w:tcPr>
-          <w:p/>
-        </w:tc>
-        <w:tc>
-          <w:tcPr>
-            <w:tcW w:type="dxa" w:w="2340"/>
-          </w:tcPr>
-          <w:p/>
-        </w:tc>
-        <w:tc>
-          <w:tcPr>
-            <w:tcW w:type="dxa" w:w="2340"/>
-          </w:tcPr>
-          <w:p/>
-        </w:tc>
-      </w:tr>
-      <w:tr>
-        <w:tc>
-          <w:tcPr>
-            <w:tcW w:type="dxa" w:w="2340"/>
-          </w:tcPr>
-          <w:p>
-            <w:pPr>
-              <w:pStyle w:val="Compact"/>
-              <w:jc w:val="left"/>
-            </w:pPr>
-            <w:r>
-              <w:t xml:space="preserve">Done</w:t>
-            </w:r>
-          </w:p>
-        </w:tc>
-        <w:tc>
-          <w:tcPr>
-            <w:tcW w:type="dxa" w:w="2340"/>
-          </w:tcPr>
-          <w:p/>
-        </w:tc>
-        <w:tc>
-          <w:tcPr>
-            <w:tcW w:type="dxa" w:w="2340"/>
-          </w:tcPr>
-          <w:p/>
-        </w:tc>
-        <w:tc>
-          <w:tcPr>
-            <w:tcW w:type="dxa" w:w="2340"/>
-          </w:tcPr>
-          <w:p/>
-        </w:tc>
-      </w:tr>
-      <w:tr>
-        <w:tc>
-          <w:tcPr>
-            <w:tcW w:type="dxa" w:w="2340"/>
+      </w:tr>
+      <w:tr>
+        <w:tc>
+          <w:tcPr>
+            <w:tcW w:type="dxa" w:w="4680"/>
           </w:tcPr>
           <w:p>
             <w:pPr>
@@ -2611,19 +2525,7 @@
         </w:tc>
         <w:tc>
           <w:tcPr>
-            <w:tcW w:type="dxa" w:w="2340"/>
-          </w:tcPr>
-          <w:p/>
-        </w:tc>
-        <w:tc>
-          <w:tcPr>
-            <w:tcW w:type="dxa" w:w="2340"/>
-          </w:tcPr>
-          <w:p/>
-        </w:tc>
-        <w:tc>
-          <w:tcPr>
-            <w:tcW w:type="dxa" w:w="2340"/>
+            <w:tcW w:type="dxa" w:w="4680"/>
           </w:tcPr>
           <w:p/>
         </w:tc>
@@ -3344,7 +3246,7 @@
     <w:sectPr>
       <w:headerReference w:type="default" r:id="rId9"/>
       <w:pgSz w:w="12240" w:h="15840"/>
-      <w:pgMar w:top="1440" w:bottom="1440" w:left="1440" w:right="1440" w:header="504"/>
+      <w:pgMar w:top="1008" w:bottom="1008" w:left="1008" w:right="1008" w:header="504"/>
     </w:sectPr>
   </w:body>
 </w:document>

--- a/downloads/handouts/Unit 06/Handout 06.08 - Station Card Cheesy Pasta Marinara.docx
+++ b/downloads/handouts/Unit 06/Handout 06.08 - Station Card Cheesy Pasta Marinara.docx
@@ -71,7 +71,7 @@
         <w:t xml:space="preserve"> </w:t>
       </w:r>
       <w:r>
-        <w:t xml:space="preserve">It takes about 8 minutes to boil and the pasta takes 8 to 10 minutes more. Nothing else can finish until the pasta is drained.</w:t>
+        <w:t xml:space="preserve">(The critical path is the step everything else waits on.) The water takes about 8 minutes to boil. The pasta takes 8 to 10 minutes more. Nothing else can finish until the pasta is drained.</w:t>
       </w:r>
       <w:r>
         <w:t xml:space="preserve"> </w:t>
@@ -1065,7 +1065,7 @@
         <w:pStyle w:val="Compact"/>
       </w:pPr>
       <w:r>
-        <w:t xml:space="preserve">Everybody: mise en place done before any pasta goes in the water.</w:t>
+        <w:t xml:space="preserve">Everybody: mise en place (everything measured and in place) done before any pasta goes in the water.</w:t>
       </w:r>
     </w:p>
     <w:p>
@@ -2561,7 +2561,7 @@
         <w:t xml:space="preserve"> </w:t>
       </w:r>
       <w:r>
-        <w:t xml:space="preserve">(pasta),</w:t>
+        <w:t xml:space="preserve">(pasta) and</w:t>
       </w:r>
       <w:r>
         <w:t xml:space="preserve"> </w:t>
@@ -2576,7 +2576,7 @@
         <w:t xml:space="preserve"> </w:t>
       </w:r>
       <w:r>
-        <w:t xml:space="preserve">(cheese), and some marinara jars carry a</w:t>
+        <w:t xml:space="preserve">(cheese). Some marinara jars also carry a</w:t>
       </w:r>
       <w:r>
         <w:t xml:space="preserve"> </w:t>
@@ -2591,7 +2591,7 @@
         <w:t xml:space="preserve"> </w:t>
       </w:r>
       <w:r>
-        <w:t xml:space="preserve">or shared-equipment statement. If you have an allergy on the nurse’s list, I have already set your role and your portion. Come see me before the timer starts.</w:t>
+        <w:t xml:space="preserve">or shared-equipment warning. If you have an allergy on the nurse’s list, I have already set your role and your portion. Come see me before the timer starts.</w:t>
       </w:r>
     </w:p>
     <w:p>
@@ -3246,7 +3246,7 @@
     <w:sectPr>
       <w:headerReference w:type="default" r:id="rId9"/>
       <w:pgSz w:w="12240" w:h="15840"/>
-      <w:pgMar w:top="1008" w:bottom="1008" w:left="1008" w:right="1008" w:header="504"/>
+      <w:pgMar w:top="1440" w:bottom="1440" w:left="1440" w:right="1440" w:header="504"/>
     </w:sectPr>
   </w:body>
 </w:document>
